--- a/Протокол_киста_придатка_яичка.docx
+++ b/Протокол_киста_придатка_яичка.docx
@@ -1860,7 +1860,7 @@
                 <w:b w:val="0"/>
                 <w:sz w:val="18"/>
               </w:rPr>
-              <w:t>95 % этанол; доксициклин 100–200 мг в 10–20 мл (наиболее употребим); тетрациклин; полидоканол 1–3 % (пена); натрия тетрадецилсульфат 3 %; OK-432 (пикibanil).</w:t>
+              <w:t>95 % этанол; доксициклин 100–200 мг в 10–20 мл (наиболее употребим); тетрациклин; полидоканол 1–3 % (пена); натрия тетрадецилсульфат 3 %; OK-432 (пикибанил).</w:t>
             </w:r>
           </w:p>
         </w:tc>
@@ -6462,7 +6462,7 @@
                 <w:b w:val="0"/>
                 <w:sz w:val="17"/>
               </w:rPr>
-              <w:t>Эвакуация содержимого; рецидив почти 100 % (Yilmaz); как монетода оставлена</w:t>
+              <w:t>Эвакуация содержимого; рецидив почти 100 % (Yilmaz); как метод оставлен</w:t>
             </w:r>
           </w:p>
         </w:tc>
@@ -6480,7 +6480,7 @@
                 <w:b w:val="0"/>
                 <w:sz w:val="17"/>
               </w:rPr>
-              <w:t>Отклонён; допустим разово — как паллиатив или диagnostика содержимого</w:t>
+              <w:t>Отклонён; допустим разово — как паллиатив или диагностика содержимого</w:t>
             </w:r>
           </w:p>
         </w:tc>

--- a/Протокол_киста_придатка_яичка.docx
+++ b/Протокол_киста_придатка_яичка.docx
@@ -1860,7 +1860,7 @@
                 <w:b w:val="0"/>
                 <w:sz w:val="18"/>
               </w:rPr>
-              <w:t>95 % этанол; доксициклин 100–200 мг в 10–20 мл (наиболее употребим); тетрациклин; полидоканол 1–3 % (пена); натрия тетрадецилсульфат 3 %; OK-432 (пикибанил).</w:t>
+              <w:t>95 % этанол; доксициклин 100–200 мг в 10–20 мл (наиболее употребим); тетрациклин; полидоканол 1–3 % (пена); натрия тетрадецилсульфат 3 %; OK-432 (пикibanil).</w:t>
             </w:r>
           </w:p>
         </w:tc>
@@ -6462,7 +6462,7 @@
                 <w:b w:val="0"/>
                 <w:sz w:val="17"/>
               </w:rPr>
-              <w:t>Эвакуация содержимого; рецидив почти 100 % (Yilmaz); как метод оставлен</w:t>
+              <w:t>Эвакуация содержимого; рецидив почти 100 % (Yilmaz); как монетода оставлена</w:t>
             </w:r>
           </w:p>
         </w:tc>
@@ -6480,7 +6480,7 @@
                 <w:b w:val="0"/>
                 <w:sz w:val="17"/>
               </w:rPr>
-              <w:t>Отклонён; допустим разово — как паллиатив или диагностика содержимого</w:t>
+              <w:t>Отклонён; допустим разово — как паллиатив или диagnostика содержимого</w:t>
             </w:r>
           </w:p>
         </w:tc>
